--- a/Weekly Logs/Dave/Week 13.docx
+++ b/Weekly Logs/Dave/Week 13.docx
@@ -1203,7 +1203,11 @@
           <w:tcPr>
             <w:tcW w:w="5063" w:type="dxa"/>
           </w:tcPr>
-          <w:p/>
+          <w:p>
+            <w:r>
+              <w:t>3</w:t>
+            </w:r>
+          </w:p>
         </w:tc>
       </w:tr>
       <w:tr>
@@ -1261,7 +1265,7 @@
           </w:tcPr>
           <w:p>
             <w:r>
-              <w:t>1</w:t>
+              <w:t>2</w:t>
             </w:r>
           </w:p>
         </w:tc>
@@ -1387,7 +1391,16 @@
           </w:tcPr>
           <w:p>
             <w:r>
-              <w:t>1</w:t>
+              <w:t>4</w:t>
+            </w:r>
+            <w:r>
+              <w:t xml:space="preserve">h </w:t>
+            </w:r>
+            <w:r>
+              <w:t>30</w:t>
+            </w:r>
+            <w:r>
+              <w:t>m</w:t>
             </w:r>
           </w:p>
         </w:tc>
@@ -1473,7 +1486,11 @@
           <w:tcPr>
             <w:tcW w:w="5063" w:type="dxa"/>
           </w:tcPr>
-          <w:p/>
+          <w:p>
+            <w:r>
+              <w:t>11h 20m</w:t>
+            </w:r>
+          </w:p>
         </w:tc>
       </w:tr>
       <w:tr>
@@ -1510,10 +1527,7 @@
           </w:tcPr>
           <w:p>
             <w:r>
-              <w:t>292h 25m</w:t>
-            </w:r>
-            <w:r>
-              <w:t xml:space="preserve"> </w:t>
+              <w:t xml:space="preserve">292h 25m </w:t>
             </w:r>
             <w:r>
               <w:t>+ This week total</w:t>
@@ -1561,69 +1575,125 @@
     <w:p>
       <w:pPr>
         <w:rPr>
-          <w:b/>
-          <w:bCs/>
           <w:lang w:val="en-NZ"/>
         </w:rPr>
       </w:pPr>
       <w:r>
         <w:rPr>
-          <w:b/>
-          <w:bCs/>
-          <w:lang w:val="en-NZ"/>
-        </w:rPr>
-        <w:t>Client meetings</w:t>
-      </w:r>
-      <w:r>
-        <w:rPr>
-          <w:b/>
-          <w:bCs/>
-          <w:lang w:val="en-NZ"/>
-        </w:rPr>
-        <w:t>:</w:t>
-      </w:r>
-      <w:r>
-        <w:rPr>
-          <w:b/>
-          <w:bCs/>
-          <w:lang w:val="en-NZ"/>
-        </w:rPr>
-        <w:t xml:space="preserve"> </w:t>
+          <w:lang w:val="en-NZ"/>
+        </w:rPr>
+        <w:t>Tuesday 1</w:t>
+      </w:r>
+      <w:r>
+        <w:rPr>
+          <w:lang w:val="en-NZ"/>
+        </w:rPr>
+        <w:t>0-12</w:t>
       </w:r>
     </w:p>
     <w:p>
       <w:pPr>
         <w:rPr>
-          <w:b/>
-          <w:bCs/>
           <w:lang w:val="en-NZ"/>
         </w:rPr>
       </w:pPr>
       <w:r>
         <w:rPr>
-          <w:b/>
-          <w:bCs/>
-          <w:lang w:val="en-NZ"/>
-        </w:rPr>
-        <w:t>Advisor</w:t>
-      </w:r>
-      <w:r>
-        <w:rPr>
-          <w:b/>
-          <w:bCs/>
-          <w:lang w:val="en-NZ"/>
-        </w:rPr>
-        <w:t xml:space="preserve"> meetings:</w:t>
+          <w:lang w:val="en-NZ"/>
+        </w:rPr>
+        <w:t>Tuesday 5:30</w:t>
+      </w:r>
+      <w:r>
+        <w:rPr>
+          <w:lang w:val="en-NZ"/>
+        </w:rPr>
+        <w:t>-6:30</w:t>
+      </w:r>
+      <w:r>
+        <w:rPr>
+          <w:lang w:val="en-NZ"/>
+        </w:rPr>
+        <w:t xml:space="preserve">: </w:t>
+      </w:r>
+      <w:r>
+        <w:rPr>
+          <w:lang w:val="en-NZ"/>
+        </w:rPr>
+        <w:t>Going over the Review</w:t>
+      </w:r>
+      <w:r>
+        <w:rPr>
+          <w:lang w:val="en-NZ"/>
+        </w:rPr>
+        <w:t xml:space="preserve"> with Matt and Sam, figuring out the bits that need work.</w:t>
       </w:r>
     </w:p>
     <w:p>
       <w:pPr>
         <w:rPr>
+          <w:b/>
+          <w:bCs/>
           <w:lang w:val="en-NZ"/>
         </w:rPr>
       </w:pPr>
       <w:r>
         <w:rPr>
+          <w:b/>
+          <w:bCs/>
+          <w:lang w:val="en-NZ"/>
+        </w:rPr>
+        <w:t>Client meetings</w:t>
+      </w:r>
+      <w:r>
+        <w:rPr>
+          <w:b/>
+          <w:bCs/>
+          <w:lang w:val="en-NZ"/>
+        </w:rPr>
+        <w:t>:</w:t>
+      </w:r>
+      <w:r>
+        <w:rPr>
+          <w:b/>
+          <w:bCs/>
+          <w:lang w:val="en-NZ"/>
+        </w:rPr>
+        <w:t xml:space="preserve"> </w:t>
+      </w:r>
+    </w:p>
+    <w:p>
+      <w:pPr>
+        <w:rPr>
+          <w:b/>
+          <w:bCs/>
+          <w:lang w:val="en-NZ"/>
+        </w:rPr>
+      </w:pPr>
+      <w:r>
+        <w:rPr>
+          <w:b/>
+          <w:bCs/>
+          <w:lang w:val="en-NZ"/>
+        </w:rPr>
+        <w:t>Advisor</w:t>
+      </w:r>
+      <w:r>
+        <w:rPr>
+          <w:b/>
+          <w:bCs/>
+          <w:lang w:val="en-NZ"/>
+        </w:rPr>
+        <w:t xml:space="preserve"> meetings:</w:t>
+      </w:r>
+    </w:p>
+    <w:p>
+      <w:pPr>
+        <w:rPr>
+          <w:lang w:val="en-NZ"/>
+        </w:rPr>
+      </w:pPr>
+      <w:r>
+        <w:rPr>
           <w:lang w:val="en-NZ"/>
         </w:rPr>
         <w:t>Monday</w:t>
@@ -1633,6 +1703,19 @@
           <w:lang w:val="en-NZ"/>
         </w:rPr>
         <w:t xml:space="preserve"> 2-3 Weekly meeting with Dax.</w:t>
+      </w:r>
+    </w:p>
+    <w:p>
+      <w:pPr>
+        <w:rPr>
+          <w:lang w:val="en-NZ"/>
+        </w:rPr>
+      </w:pPr>
+      <w:r>
+        <w:rPr>
+          <w:lang w:val="en-NZ"/>
+        </w:rPr>
+        <w:t>Tuesday 9-10</w:t>
       </w:r>
     </w:p>
     <w:p>
@@ -1688,6 +1771,7 @@
           <w:bCs/>
           <w:lang w:val="en-NZ"/>
         </w:rPr>
+        <w:lastRenderedPageBreak/>
         <w:t>Development</w:t>
       </w:r>
     </w:p>
@@ -1731,6 +1815,357 @@
           <w:lang w:val="en-NZ"/>
         </w:rPr>
         <w:t>pm: Working on the Gantt chart with Olivia.</w:t>
+      </w:r>
+    </w:p>
+    <w:p>
+      <w:pPr>
+        <w:tabs>
+          <w:tab w:val="left" w:pos="5978"/>
+        </w:tabs>
+        <w:rPr>
+          <w:lang w:val="en-NZ"/>
+        </w:rPr>
+      </w:pPr>
+      <w:r>
+        <w:rPr>
+          <w:lang w:val="en-NZ"/>
+        </w:rPr>
+        <w:t xml:space="preserve">Tuesday </w:t>
+      </w:r>
+      <w:r>
+        <w:rPr>
+          <w:lang w:val="en-NZ"/>
+        </w:rPr>
+        <w:t>8:30-9am: Working on the Self Management Review.</w:t>
+      </w:r>
+    </w:p>
+    <w:p>
+      <w:pPr>
+        <w:tabs>
+          <w:tab w:val="left" w:pos="5978"/>
+        </w:tabs>
+        <w:rPr>
+          <w:noProof/>
+          <w14:ligatures w14:val="standardContextual"/>
+        </w:rPr>
+      </w:pPr>
+      <w:r>
+        <w:rPr>
+          <w:lang w:val="en-NZ"/>
+        </w:rPr>
+        <w:t>Tuesday 12:45-3:45</w:t>
+      </w:r>
+      <w:r>
+        <w:rPr>
+          <w:lang w:val="en-NZ"/>
+        </w:rPr>
+        <w:t>:</w:t>
+      </w:r>
+      <w:r>
+        <w:rPr>
+          <w:lang w:val="en-NZ"/>
+        </w:rPr>
+        <w:t xml:space="preserve"> Working on the </w:t>
+      </w:r>
+      <w:r>
+        <w:rPr>
+          <w:lang w:val="en-NZ"/>
+        </w:rPr>
+        <w:t xml:space="preserve">Self Management </w:t>
+      </w:r>
+      <w:r>
+        <w:rPr>
+          <w:lang w:val="en-NZ"/>
+        </w:rPr>
+        <w:t>Review</w:t>
+      </w:r>
+      <w:r>
+        <w:rPr>
+          <w:lang w:val="en-NZ"/>
+        </w:rPr>
+        <w:t xml:space="preserve">, specifically the </w:t>
+      </w:r>
+      <w:r>
+        <w:rPr>
+          <w:lang w:val="en-NZ"/>
+        </w:rPr>
+        <w:t xml:space="preserve">formatting </w:t>
+      </w:r>
+      <w:r>
+        <w:rPr>
+          <w:lang w:val="en-NZ"/>
+        </w:rPr>
+        <w:t>of the sections, and discussing the Gantt charts</w:t>
+      </w:r>
+      <w:r>
+        <w:rPr>
+          <w:lang w:val="en-NZ"/>
+        </w:rPr>
+        <w:t>.</w:t>
+      </w:r>
+      <w:r>
+        <w:rPr>
+          <w:noProof/>
+          <w14:ligatures w14:val="standardContextual"/>
+        </w:rPr>
+        <w:t xml:space="preserve"> </w:t>
+      </w:r>
+      <w:r>
+        <w:rPr>
+          <w:noProof/>
+          <w:lang w:val="en-NZ"/>
+        </w:rPr>
+        <w:drawing>
+          <wp:inline distT="0" distB="0" distL="0" distR="0" wp14:anchorId="5C4CB48E" wp14:editId="0E986329">
+            <wp:extent cx="5731510" cy="4110990"/>
+            <wp:effectExtent l="0" t="0" r="2540" b="3810"/>
+            <wp:docPr id="2029848647" name="Picture 1"/>
+            <wp:cNvGraphicFramePr>
+              <a:graphicFrameLocks xmlns:a="http://schemas.openxmlformats.org/drawingml/2006/main" noChangeAspect="1"/>
+            </wp:cNvGraphicFramePr>
+            <a:graphic xmlns:a="http://schemas.openxmlformats.org/drawingml/2006/main">
+              <a:graphicData uri="http://schemas.openxmlformats.org/drawingml/2006/picture">
+                <pic:pic xmlns:pic="http://schemas.openxmlformats.org/drawingml/2006/picture">
+                  <pic:nvPicPr>
+                    <pic:cNvPr id="2029848647" name=""/>
+                    <pic:cNvPicPr/>
+                  </pic:nvPicPr>
+                  <pic:blipFill>
+                    <a:blip r:embed="rId5"/>
+                    <a:stretch>
+                      <a:fillRect/>
+                    </a:stretch>
+                  </pic:blipFill>
+                  <pic:spPr>
+                    <a:xfrm>
+                      <a:off x="0" y="0"/>
+                      <a:ext cx="5731510" cy="4110990"/>
+                    </a:xfrm>
+                    <a:prstGeom prst="rect">
+                      <a:avLst/>
+                    </a:prstGeom>
+                  </pic:spPr>
+                </pic:pic>
+              </a:graphicData>
+            </a:graphic>
+          </wp:inline>
+        </w:drawing>
+      </w:r>
+    </w:p>
+    <w:p>
+      <w:pPr>
+        <w:tabs>
+          <w:tab w:val="left" w:pos="5978"/>
+        </w:tabs>
+        <w:rPr>
+          <w:lang w:val="en-NZ"/>
+        </w:rPr>
+      </w:pPr>
+      <w:r>
+        <w:rPr>
+          <w:lang w:val="en-NZ"/>
+        </w:rPr>
+        <w:t>Wednesday 9-12:45</w:t>
+      </w:r>
+      <w:r>
+        <w:rPr>
+          <w:lang w:val="en-NZ"/>
+        </w:rPr>
+        <w:t xml:space="preserve">: </w:t>
+      </w:r>
+      <w:r>
+        <w:rPr>
+          <w:lang w:val="en-NZ"/>
+        </w:rPr>
+        <w:t xml:space="preserve">Finishing the </w:t>
+      </w:r>
+      <w:r>
+        <w:rPr>
+          <w:lang w:val="en-NZ"/>
+        </w:rPr>
+        <w:t>Self-management review</w:t>
+      </w:r>
+      <w:r>
+        <w:rPr>
+          <w:lang w:val="en-NZ"/>
+        </w:rPr>
+        <w:t>. Editing, final changes, fixing the formatting.</w:t>
+      </w:r>
+      <w:r>
+        <w:rPr>
+          <w:lang w:val="en-NZ"/>
+        </w:rPr>
+        <w:t xml:space="preserve"> Made sure each new section is on its own page, removed </w:t>
+      </w:r>
+      <w:r>
+        <w:rPr>
+          <w:lang w:val="en-NZ"/>
+        </w:rPr>
+        <w:t>any concatenations, and any personal pronouns in the text that weren’t part of team members’ personal reflection sections.</w:t>
+      </w:r>
+      <w:r>
+        <w:rPr>
+          <w:noProof/>
+          <w14:ligatures w14:val="standardContextual"/>
+        </w:rPr>
+        <w:t xml:space="preserve"> </w:t>
+      </w:r>
+    </w:p>
+    <w:p>
+      <w:pPr>
+        <w:tabs>
+          <w:tab w:val="left" w:pos="5978"/>
+        </w:tabs>
+        <w:rPr>
+          <w:lang w:val="en-NZ"/>
+        </w:rPr>
+      </w:pPr>
+      <w:r>
+        <w:rPr>
+          <w:noProof/>
+          <w:lang w:val="en-NZ"/>
+        </w:rPr>
+        <w:lastRenderedPageBreak/>
+        <w:drawing>
+          <wp:inline distT="0" distB="0" distL="0" distR="0" wp14:anchorId="3CA02C1A" wp14:editId="26D8DCCE">
+            <wp:extent cx="5731510" cy="3519170"/>
+            <wp:effectExtent l="0" t="0" r="2540" b="5080"/>
+            <wp:docPr id="140437393" name="Picture 1"/>
+            <wp:cNvGraphicFramePr>
+              <a:graphicFrameLocks xmlns:a="http://schemas.openxmlformats.org/drawingml/2006/main" noChangeAspect="1"/>
+            </wp:cNvGraphicFramePr>
+            <a:graphic xmlns:a="http://schemas.openxmlformats.org/drawingml/2006/main">
+              <a:graphicData uri="http://schemas.openxmlformats.org/drawingml/2006/picture">
+                <pic:pic xmlns:pic="http://schemas.openxmlformats.org/drawingml/2006/picture">
+                  <pic:nvPicPr>
+                    <pic:cNvPr id="140437393" name=""/>
+                    <pic:cNvPicPr/>
+                  </pic:nvPicPr>
+                  <pic:blipFill>
+                    <a:blip r:embed="rId6"/>
+                    <a:stretch>
+                      <a:fillRect/>
+                    </a:stretch>
+                  </pic:blipFill>
+                  <pic:spPr>
+                    <a:xfrm>
+                      <a:off x="0" y="0"/>
+                      <a:ext cx="5731510" cy="3519170"/>
+                    </a:xfrm>
+                    <a:prstGeom prst="rect">
+                      <a:avLst/>
+                    </a:prstGeom>
+                  </pic:spPr>
+                </pic:pic>
+              </a:graphicData>
+            </a:graphic>
+          </wp:inline>
+        </w:drawing>
+      </w:r>
+    </w:p>
+    <w:p>
+      <w:pPr>
+        <w:tabs>
+          <w:tab w:val="left" w:pos="5978"/>
+        </w:tabs>
+        <w:rPr>
+          <w:lang w:val="en-NZ"/>
+        </w:rPr>
+      </w:pPr>
+      <w:r>
+        <w:rPr>
+          <w:lang w:val="en-NZ"/>
+        </w:rPr>
+        <w:t>Wed</w:t>
+      </w:r>
+      <w:r>
+        <w:rPr>
+          <w:lang w:val="en-NZ"/>
+        </w:rPr>
+        <w:t>nesday 2-</w:t>
+      </w:r>
+      <w:r>
+        <w:rPr>
+          <w:lang w:val="en-NZ"/>
+        </w:rPr>
+        <w:t>4</w:t>
+      </w:r>
+      <w:r>
+        <w:t>:45</w:t>
+      </w:r>
+      <w:r>
+        <w:rPr>
+          <w:lang w:val="en-NZ"/>
+        </w:rPr>
+        <w:t>pm</w:t>
+      </w:r>
+      <w:r>
+        <w:rPr>
+          <w:lang w:val="en-NZ"/>
+        </w:rPr>
+        <w:t xml:space="preserve">. Started work on the final panel presentation slides. Laying out the slide structure and basic content each </w:t>
+      </w:r>
+      <w:r>
+        <w:rPr>
+          <w:lang w:val="en-NZ"/>
+        </w:rPr>
+        <w:t>slide</w:t>
+      </w:r>
+      <w:r>
+        <w:rPr>
+          <w:lang w:val="en-NZ"/>
+        </w:rPr>
+        <w:t xml:space="preserve"> would have.</w:t>
+      </w:r>
+    </w:p>
+    <w:p>
+      <w:pPr>
+        <w:tabs>
+          <w:tab w:val="left" w:pos="5978"/>
+        </w:tabs>
+        <w:rPr>
+          <w:lang w:val="en-NZ"/>
+        </w:rPr>
+      </w:pPr>
+      <w:r>
+        <w:rPr>
+          <w:lang w:val="en-NZ"/>
+        </w:rPr>
+        <w:drawing>
+          <wp:inline distT="0" distB="0" distL="0" distR="0" wp14:anchorId="6BBE2332" wp14:editId="77055FF9">
+            <wp:extent cx="5731510" cy="3067685"/>
+            <wp:effectExtent l="0" t="0" r="2540" b="0"/>
+            <wp:docPr id="68827098" name="Picture 1"/>
+            <wp:cNvGraphicFramePr>
+              <a:graphicFrameLocks xmlns:a="http://schemas.openxmlformats.org/drawingml/2006/main" noChangeAspect="1"/>
+            </wp:cNvGraphicFramePr>
+            <a:graphic xmlns:a="http://schemas.openxmlformats.org/drawingml/2006/main">
+              <a:graphicData uri="http://schemas.openxmlformats.org/drawingml/2006/picture">
+                <pic:pic xmlns:pic="http://schemas.openxmlformats.org/drawingml/2006/picture">
+                  <pic:nvPicPr>
+                    <pic:cNvPr id="68827098" name=""/>
+                    <pic:cNvPicPr/>
+                  </pic:nvPicPr>
+                  <pic:blipFill>
+                    <a:blip r:embed="rId7"/>
+                    <a:stretch>
+                      <a:fillRect/>
+                    </a:stretch>
+                  </pic:blipFill>
+                  <pic:spPr>
+                    <a:xfrm>
+                      <a:off x="0" y="0"/>
+                      <a:ext cx="5731510" cy="3067685"/>
+                    </a:xfrm>
+                    <a:prstGeom prst="rect">
+                      <a:avLst/>
+                    </a:prstGeom>
+                  </pic:spPr>
+                </pic:pic>
+              </a:graphicData>
+            </a:graphic>
+          </wp:inline>
+        </w:drawing>
       </w:r>
     </w:p>
     <w:sectPr>
@@ -2372,7 +2807,6 @@
   <w:style w:type="character" w:default="1" w:styleId="DefaultParagraphFont">
     <w:name w:val="Default Paragraph Font"/>
     <w:uiPriority w:val="1"/>
-    <w:semiHidden/>
     <w:unhideWhenUsed/>
   </w:style>
   <w:style w:type="table" w:default="1" w:styleId="TableNormal">

--- a/Weekly Logs/Dave/Week 13.docx
+++ b/Weekly Logs/Dave/Week 13.docx
@@ -1265,7 +1265,7 @@
           </w:tcPr>
           <w:p>
             <w:r>
-              <w:t>2</w:t>
+              <w:t>4</w:t>
             </w:r>
           </w:p>
         </w:tc>
@@ -1631,34 +1631,38 @@
     <w:p>
       <w:pPr>
         <w:rPr>
-          <w:b/>
-          <w:bCs/>
           <w:lang w:val="en-NZ"/>
         </w:rPr>
       </w:pPr>
       <w:r>
         <w:rPr>
-          <w:b/>
-          <w:bCs/>
-          <w:lang w:val="en-NZ"/>
-        </w:rPr>
-        <w:t>Client meetings</w:t>
-      </w:r>
-      <w:r>
-        <w:rPr>
-          <w:b/>
-          <w:bCs/>
-          <w:lang w:val="en-NZ"/>
-        </w:rPr>
-        <w:t>:</w:t>
-      </w:r>
-      <w:r>
-        <w:rPr>
-          <w:b/>
-          <w:bCs/>
-          <w:lang w:val="en-NZ"/>
-        </w:rPr>
-        <w:t xml:space="preserve"> </w:t>
+          <w:lang w:val="en-NZ"/>
+        </w:rPr>
+        <w:t>Friday 11-12: Debrief after meeting with Bryce</w:t>
+      </w:r>
+      <w:r>
+        <w:rPr>
+          <w:lang w:val="en-NZ"/>
+        </w:rPr>
+        <w:t>, discussing what team members will be doing today</w:t>
+      </w:r>
+      <w:r>
+        <w:rPr>
+          <w:lang w:val="en-NZ"/>
+        </w:rPr>
+        <w:t>, which reports still need to be written</w:t>
+      </w:r>
+      <w:r>
+        <w:rPr>
+          <w:lang w:val="en-NZ"/>
+        </w:rPr>
+        <w:t xml:space="preserve"> and by whom</w:t>
+      </w:r>
+      <w:r>
+        <w:rPr>
+          <w:lang w:val="en-NZ"/>
+        </w:rPr>
+        <w:t>.</w:t>
       </w:r>
     </w:p>
     <w:p>
@@ -1675,7 +1679,7 @@
           <w:bCs/>
           <w:lang w:val="en-NZ"/>
         </w:rPr>
-        <w:t>Advisor</w:t>
+        <w:t>Client meetings</w:t>
       </w:r>
       <w:r>
         <w:rPr>
@@ -1683,26 +1687,40 @@
           <w:bCs/>
           <w:lang w:val="en-NZ"/>
         </w:rPr>
-        <w:t xml:space="preserve"> meetings:</w:t>
+        <w:t>:</w:t>
+      </w:r>
+      <w:r>
+        <w:rPr>
+          <w:b/>
+          <w:bCs/>
+          <w:lang w:val="en-NZ"/>
+        </w:rPr>
+        <w:t xml:space="preserve"> </w:t>
       </w:r>
     </w:p>
     <w:p>
       <w:pPr>
         <w:rPr>
+          <w:b/>
+          <w:bCs/>
           <w:lang w:val="en-NZ"/>
         </w:rPr>
       </w:pPr>
       <w:r>
         <w:rPr>
-          <w:lang w:val="en-NZ"/>
-        </w:rPr>
-        <w:t>Monday</w:t>
-      </w:r>
-      <w:r>
-        <w:rPr>
-          <w:lang w:val="en-NZ"/>
-        </w:rPr>
-        <w:t xml:space="preserve"> 2-3 Weekly meeting with Dax.</w:t>
+          <w:b/>
+          <w:bCs/>
+          <w:lang w:val="en-NZ"/>
+        </w:rPr>
+        <w:t>Advisor</w:t>
+      </w:r>
+      <w:r>
+        <w:rPr>
+          <w:b/>
+          <w:bCs/>
+          <w:lang w:val="en-NZ"/>
+        </w:rPr>
+        <w:t xml:space="preserve"> meetings:</w:t>
       </w:r>
     </w:p>
     <w:p>
@@ -1715,7 +1733,40 @@
         <w:rPr>
           <w:lang w:val="en-NZ"/>
         </w:rPr>
+        <w:t>Monday</w:t>
+      </w:r>
+      <w:r>
+        <w:rPr>
+          <w:lang w:val="en-NZ"/>
+        </w:rPr>
+        <w:t xml:space="preserve"> 2-3 Weekly meeting with Dax.</w:t>
+      </w:r>
+    </w:p>
+    <w:p>
+      <w:pPr>
+        <w:rPr>
+          <w:lang w:val="en-NZ"/>
+        </w:rPr>
+      </w:pPr>
+      <w:r>
+        <w:rPr>
+          <w:lang w:val="en-NZ"/>
+        </w:rPr>
         <w:t>Tuesday 9-10</w:t>
+      </w:r>
+    </w:p>
+    <w:p>
+      <w:pPr>
+        <w:rPr>
+          <w:lang w:val="en-NZ"/>
+        </w:rPr>
+      </w:pPr>
+      <w:r>
+        <w:rPr>
+          <w:lang w:val="en-NZ"/>
+        </w:rPr>
+        <w:lastRenderedPageBreak/>
+        <w:t>Friday 9-11</w:t>
       </w:r>
     </w:p>
     <w:p>
@@ -1771,7 +1822,6 @@
           <w:bCs/>
           <w:lang w:val="en-NZ"/>
         </w:rPr>
-        <w:lastRenderedPageBreak/>
         <w:t>Development</w:t>
       </w:r>
     </w:p>
@@ -1781,18 +1831,32 @@
           <w:tab w:val="left" w:pos="5978"/>
         </w:tabs>
         <w:rPr>
-          <w:b/>
-          <w:bCs/>
           <w:lang w:val="en-NZ"/>
         </w:rPr>
       </w:pPr>
       <w:r>
         <w:rPr>
-          <w:b/>
-          <w:bCs/>
-          <w:lang w:val="en-NZ"/>
-        </w:rPr>
-        <w:t>Documentation</w:t>
+          <w:lang w:val="en-NZ"/>
+        </w:rPr>
+        <w:t xml:space="preserve">Thursday </w:t>
+      </w:r>
+      <w:r>
+        <w:rPr>
+          <w:lang w:val="en-NZ"/>
+        </w:rPr>
+        <w:t>9-11</w:t>
+      </w:r>
+      <w:r>
+        <w:rPr>
+          <w:lang w:val="en-NZ"/>
+        </w:rPr>
+        <w:t xml:space="preserve"> </w:t>
+      </w:r>
+      <w:r>
+        <w:rPr>
+          <w:lang w:val="en-NZ"/>
+        </w:rPr>
+        <w:t>Looking at Nmap scans and reports, figuring out what information Nmap reports actually mention.</w:t>
       </w:r>
     </w:p>
     <w:p>
@@ -1801,20 +1865,87 @@
           <w:tab w:val="left" w:pos="5978"/>
         </w:tabs>
         <w:rPr>
-          <w:lang w:val="en-NZ"/>
+          <w:noProof/>
+          <w14:ligatures w14:val="standardContextual"/>
         </w:rPr>
       </w:pPr>
       <w:r>
         <w:rPr>
           <w:lang w:val="en-NZ"/>
         </w:rPr>
-        <w:t>Monday 1-2</w:t>
-      </w:r>
-      <w:r>
-        <w:rPr>
-          <w:lang w:val="en-NZ"/>
-        </w:rPr>
-        <w:t>pm: Working on the Gantt chart with Olivia.</w:t>
+        <w:t>Thursday 11-</w:t>
+      </w:r>
+      <w:r>
+        <w:rPr>
+          <w:lang w:val="en-NZ"/>
+        </w:rPr>
+        <w:t>12:</w:t>
+      </w:r>
+      <w:r>
+        <w:rPr>
+          <w:lang w:val="en-NZ"/>
+        </w:rPr>
+        <w:t>30</w:t>
+      </w:r>
+      <w:r>
+        <w:rPr>
+          <w:lang w:val="en-NZ"/>
+        </w:rPr>
+        <w:t xml:space="preserve"> </w:t>
+      </w:r>
+      <w:r>
+        <w:rPr>
+          <w:lang w:val="en-NZ"/>
+        </w:rPr>
+        <w:t>Making an Nmap report based on the 28sepServiceScan.xml file.</w:t>
+      </w:r>
+      <w:r>
+        <w:rPr>
+          <w:noProof/>
+          <w14:ligatures w14:val="standardContextual"/>
+        </w:rPr>
+        <w:t xml:space="preserve"> </w:t>
+      </w:r>
+      <w:r>
+        <w:rPr>
+          <w:noProof/>
+          <w:lang w:val="en-NZ"/>
+        </w:rPr>
+        <w:drawing>
+          <wp:inline distT="0" distB="0" distL="0" distR="0" wp14:anchorId="3FDB7A81" wp14:editId="6CFC926C">
+            <wp:extent cx="5731510" cy="5436870"/>
+            <wp:effectExtent l="0" t="0" r="2540" b="0"/>
+            <wp:docPr id="1763419584" name="Picture 1"/>
+            <wp:cNvGraphicFramePr>
+              <a:graphicFrameLocks xmlns:a="http://schemas.openxmlformats.org/drawingml/2006/main" noChangeAspect="1"/>
+            </wp:cNvGraphicFramePr>
+            <a:graphic xmlns:a="http://schemas.openxmlformats.org/drawingml/2006/main">
+              <a:graphicData uri="http://schemas.openxmlformats.org/drawingml/2006/picture">
+                <pic:pic xmlns:pic="http://schemas.openxmlformats.org/drawingml/2006/picture">
+                  <pic:nvPicPr>
+                    <pic:cNvPr id="1763419584" name=""/>
+                    <pic:cNvPicPr/>
+                  </pic:nvPicPr>
+                  <pic:blipFill>
+                    <a:blip r:embed="rId5"/>
+                    <a:stretch>
+                      <a:fillRect/>
+                    </a:stretch>
+                  </pic:blipFill>
+                  <pic:spPr>
+                    <a:xfrm>
+                      <a:off x="0" y="0"/>
+                      <a:ext cx="5731510" cy="5436870"/>
+                    </a:xfrm>
+                    <a:prstGeom prst="rect">
+                      <a:avLst/>
+                    </a:prstGeom>
+                  </pic:spPr>
+                </pic:pic>
+              </a:graphicData>
+            </a:graphic>
+          </wp:inline>
+        </w:drawing>
       </w:r>
     </w:p>
     <w:p>
@@ -1823,20 +1954,79 @@
           <w:tab w:val="left" w:pos="5978"/>
         </w:tabs>
         <w:rPr>
-          <w:lang w:val="en-NZ"/>
+          <w:noProof/>
+          <w14:ligatures w14:val="standardContextual"/>
         </w:rPr>
       </w:pPr>
       <w:r>
         <w:rPr>
-          <w:lang w:val="en-NZ"/>
-        </w:rPr>
-        <w:t xml:space="preserve">Tuesday </w:t>
-      </w:r>
-      <w:r>
-        <w:rPr>
-          <w:lang w:val="en-NZ"/>
-        </w:rPr>
-        <w:t>8:30-9am: Working on the Self Management Review.</w:t>
+          <w:noProof/>
+          <w14:ligatures w14:val="standardContextual"/>
+        </w:rPr>
+        <w:lastRenderedPageBreak/>
+        <w:t xml:space="preserve">1:15 - 4:45 </w:t>
+      </w:r>
+      <w:r>
+        <w:rPr>
+          <w:noProof/>
+          <w14:ligatures w14:val="standardContextual"/>
+        </w:rPr>
+        <w:t>More work on</w:t>
+      </w:r>
+      <w:r>
+        <w:rPr>
+          <w:noProof/>
+          <w14:ligatures w14:val="standardContextual"/>
+        </w:rPr>
+        <w:t xml:space="preserve"> the Nmap report</w:t>
+      </w:r>
+      <w:r>
+        <w:rPr>
+          <w:noProof/>
+          <w14:ligatures w14:val="standardContextual"/>
+        </w:rPr>
+        <w:t xml:space="preserve"> </w:t>
+      </w:r>
+      <w:r>
+        <w:rPr>
+          <w:noProof/>
+          <w14:ligatures w14:val="standardContextual"/>
+        </w:rPr>
+        <w:drawing>
+          <wp:inline distT="0" distB="0" distL="0" distR="0" wp14:anchorId="2BEDE342" wp14:editId="4A68F6DF">
+            <wp:extent cx="5731510" cy="6998970"/>
+            <wp:effectExtent l="0" t="0" r="2540" b="0"/>
+            <wp:docPr id="341428080" name="Picture 1"/>
+            <wp:cNvGraphicFramePr>
+              <a:graphicFrameLocks xmlns:a="http://schemas.openxmlformats.org/drawingml/2006/main" noChangeAspect="1"/>
+            </wp:cNvGraphicFramePr>
+            <a:graphic xmlns:a="http://schemas.openxmlformats.org/drawingml/2006/main">
+              <a:graphicData uri="http://schemas.openxmlformats.org/drawingml/2006/picture">
+                <pic:pic xmlns:pic="http://schemas.openxmlformats.org/drawingml/2006/picture">
+                  <pic:nvPicPr>
+                    <pic:cNvPr id="341428080" name=""/>
+                    <pic:cNvPicPr/>
+                  </pic:nvPicPr>
+                  <pic:blipFill>
+                    <a:blip r:embed="rId6"/>
+                    <a:stretch>
+                      <a:fillRect/>
+                    </a:stretch>
+                  </pic:blipFill>
+                  <pic:spPr>
+                    <a:xfrm>
+                      <a:off x="0" y="0"/>
+                      <a:ext cx="5731510" cy="6998970"/>
+                    </a:xfrm>
+                    <a:prstGeom prst="rect">
+                      <a:avLst/>
+                    </a:prstGeom>
+                  </pic:spPr>
+                </pic:pic>
+              </a:graphicData>
+            </a:graphic>
+          </wp:inline>
+        </w:drawing>
       </w:r>
     </w:p>
     <w:p>
@@ -1851,8 +2041,206 @@
       </w:pPr>
       <w:r>
         <w:rPr>
-          <w:lang w:val="en-NZ"/>
-        </w:rPr>
+          <w:noProof/>
+          <w14:ligatures w14:val="standardContextual"/>
+        </w:rPr>
+        <w:t>8:30-9: more Nmap</w:t>
+      </w:r>
+    </w:p>
+    <w:p>
+      <w:pPr>
+        <w:tabs>
+          <w:tab w:val="left" w:pos="5978"/>
+        </w:tabs>
+        <w:rPr>
+          <w:lang w:val="en-NZ"/>
+        </w:rPr>
+      </w:pPr>
+      <w:r>
+        <w:rPr>
+          <w:noProof/>
+          <w14:ligatures w14:val="standardContextual"/>
+        </w:rPr>
+        <w:lastRenderedPageBreak/>
+        <w:t>12:45-</w:t>
+      </w:r>
+      <w:r>
+        <w:rPr>
+          <w:noProof/>
+          <w14:ligatures w14:val="standardContextual"/>
+        </w:rPr>
+        <w:t>1</w:t>
+      </w:r>
+      <w:r>
+        <w:rPr>
+          <w:noProof/>
+          <w14:ligatures w14:val="standardContextual"/>
+        </w:rPr>
+        <w:t>pm</w:t>
+      </w:r>
+      <w:r>
+        <w:rPr>
+          <w:noProof/>
+          <w14:ligatures w14:val="standardContextual"/>
+        </w:rPr>
+        <w:t xml:space="preserve"> Finish</w:t>
+      </w:r>
+      <w:r>
+        <w:rPr>
+          <w:noProof/>
+          <w14:ligatures w14:val="standardContextual"/>
+        </w:rPr>
+        <w:t>ed</w:t>
+      </w:r>
+      <w:r>
+        <w:rPr>
+          <w:noProof/>
+          <w14:ligatures w14:val="standardContextual"/>
+        </w:rPr>
+        <w:t xml:space="preserve"> the Nmap report.</w:t>
+      </w:r>
+      <w:r>
+        <w:rPr>
+          <w:noProof/>
+          <w14:ligatures w14:val="standardContextual"/>
+        </w:rPr>
+        <w:t xml:space="preserve"> </w:t>
+      </w:r>
+      <w:r>
+        <w:rPr>
+          <w:noProof/>
+          <w14:ligatures w14:val="standardContextual"/>
+        </w:rPr>
+        <w:drawing>
+          <wp:inline distT="0" distB="0" distL="0" distR="0" wp14:anchorId="5512B09C" wp14:editId="490E3D51">
+            <wp:extent cx="5210902" cy="3772426"/>
+            <wp:effectExtent l="0" t="0" r="8890" b="0"/>
+            <wp:docPr id="1205458465" name="Picture 1"/>
+            <wp:cNvGraphicFramePr>
+              <a:graphicFrameLocks xmlns:a="http://schemas.openxmlformats.org/drawingml/2006/main" noChangeAspect="1"/>
+            </wp:cNvGraphicFramePr>
+            <a:graphic xmlns:a="http://schemas.openxmlformats.org/drawingml/2006/main">
+              <a:graphicData uri="http://schemas.openxmlformats.org/drawingml/2006/picture">
+                <pic:pic xmlns:pic="http://schemas.openxmlformats.org/drawingml/2006/picture">
+                  <pic:nvPicPr>
+                    <pic:cNvPr id="1205458465" name=""/>
+                    <pic:cNvPicPr/>
+                  </pic:nvPicPr>
+                  <pic:blipFill>
+                    <a:blip r:embed="rId7"/>
+                    <a:stretch>
+                      <a:fillRect/>
+                    </a:stretch>
+                  </pic:blipFill>
+                  <pic:spPr>
+                    <a:xfrm>
+                      <a:off x="0" y="0"/>
+                      <a:ext cx="5210902" cy="3772426"/>
+                    </a:xfrm>
+                    <a:prstGeom prst="rect">
+                      <a:avLst/>
+                    </a:prstGeom>
+                  </pic:spPr>
+                </pic:pic>
+              </a:graphicData>
+            </a:graphic>
+          </wp:inline>
+        </w:drawing>
+      </w:r>
+    </w:p>
+    <w:p>
+      <w:pPr>
+        <w:tabs>
+          <w:tab w:val="left" w:pos="5978"/>
+        </w:tabs>
+        <w:rPr>
+          <w:b/>
+          <w:bCs/>
+          <w:lang w:val="en-NZ"/>
+        </w:rPr>
+      </w:pPr>
+      <w:r>
+        <w:rPr>
+          <w:b/>
+          <w:bCs/>
+          <w:lang w:val="en-NZ"/>
+        </w:rPr>
+        <w:t>Documentation</w:t>
+      </w:r>
+    </w:p>
+    <w:p>
+      <w:pPr>
+        <w:tabs>
+          <w:tab w:val="left" w:pos="5978"/>
+        </w:tabs>
+        <w:rPr>
+          <w:lang w:val="en-NZ"/>
+        </w:rPr>
+      </w:pPr>
+      <w:r>
+        <w:rPr>
+          <w:lang w:val="en-NZ"/>
+        </w:rPr>
+        <w:t>Monday 1-2</w:t>
+      </w:r>
+      <w:r>
+        <w:rPr>
+          <w:lang w:val="en-NZ"/>
+        </w:rPr>
+        <w:t>pm: Working on the Gantt chart with Olivia.</w:t>
+      </w:r>
+    </w:p>
+    <w:p>
+      <w:pPr>
+        <w:tabs>
+          <w:tab w:val="left" w:pos="5978"/>
+        </w:tabs>
+        <w:rPr>
+          <w:lang w:val="en-NZ"/>
+        </w:rPr>
+      </w:pPr>
+      <w:r>
+        <w:rPr>
+          <w:lang w:val="en-NZ"/>
+        </w:rPr>
+        <w:t xml:space="preserve">Tuesday </w:t>
+      </w:r>
+      <w:r>
+        <w:rPr>
+          <w:lang w:val="en-NZ"/>
+        </w:rPr>
+        <w:t xml:space="preserve">8:30-9am: Working on the </w:t>
+      </w:r>
+      <w:proofErr w:type="spellStart"/>
+      <w:r>
+        <w:rPr>
+          <w:lang w:val="en-NZ"/>
+        </w:rPr>
+        <w:t>Self Management</w:t>
+      </w:r>
+      <w:proofErr w:type="spellEnd"/>
+      <w:r>
+        <w:rPr>
+          <w:lang w:val="en-NZ"/>
+        </w:rPr>
+        <w:t xml:space="preserve"> Review.</w:t>
+      </w:r>
+    </w:p>
+    <w:p>
+      <w:pPr>
+        <w:tabs>
+          <w:tab w:val="left" w:pos="5978"/>
+        </w:tabs>
+        <w:rPr>
+          <w:noProof/>
+          <w14:ligatures w14:val="standardContextual"/>
+        </w:rPr>
+      </w:pPr>
+      <w:r>
+        <w:rPr>
+          <w:lang w:val="en-NZ"/>
+        </w:rPr>
+        <w:lastRenderedPageBreak/>
         <w:t>Tuesday 12:45-3:45</w:t>
       </w:r>
       <w:r>
@@ -1867,11 +2255,19 @@
         </w:rPr>
         <w:t xml:space="preserve"> Working on the </w:t>
       </w:r>
-      <w:r>
-        <w:rPr>
-          <w:lang w:val="en-NZ"/>
-        </w:rPr>
-        <w:t xml:space="preserve">Self Management </w:t>
+      <w:proofErr w:type="spellStart"/>
+      <w:r>
+        <w:rPr>
+          <w:lang w:val="en-NZ"/>
+        </w:rPr>
+        <w:t>Self Management</w:t>
+      </w:r>
+      <w:proofErr w:type="spellEnd"/>
+      <w:r>
+        <w:rPr>
+          <w:lang w:val="en-NZ"/>
+        </w:rPr>
+        <w:t xml:space="preserve"> </w:t>
       </w:r>
       <w:r>
         <w:rPr>
@@ -1931,7 +2327,7 @@
                     <pic:cNvPicPr/>
                   </pic:nvPicPr>
                   <pic:blipFill>
-                    <a:blip r:embed="rId5"/>
+                    <a:blip r:embed="rId8"/>
                     <a:stretch>
                       <a:fillRect/>
                     </a:stretch>
@@ -2042,7 +2438,7 @@
                     <pic:cNvPicPr/>
                   </pic:nvPicPr>
                   <pic:blipFill>
-                    <a:blip r:embed="rId6"/>
+                    <a:blip r:embed="rId9"/>
                     <a:stretch>
                       <a:fillRect/>
                     </a:stretch>
@@ -2076,13 +2472,7 @@
         <w:rPr>
           <w:lang w:val="en-NZ"/>
         </w:rPr>
-        <w:t>Wed</w:t>
-      </w:r>
-      <w:r>
-        <w:rPr>
-          <w:lang w:val="en-NZ"/>
-        </w:rPr>
-        <w:t>nesday 2-</w:t>
+        <w:t>Wednesday 2-</w:t>
       </w:r>
       <w:r>
         <w:rPr>
@@ -2129,6 +2519,7 @@
       </w:pPr>
       <w:r>
         <w:rPr>
+          <w:noProof/>
           <w:lang w:val="en-NZ"/>
         </w:rPr>
         <w:drawing>
@@ -2147,7 +2538,7 @@
                     <pic:cNvPicPr/>
                   </pic:nvPicPr>
                   <pic:blipFill>
-                    <a:blip r:embed="rId7"/>
+                    <a:blip r:embed="rId10"/>
                     <a:stretch>
                       <a:fillRect/>
                     </a:stretch>
@@ -2807,6 +3198,7 @@
   <w:style w:type="character" w:default="1" w:styleId="DefaultParagraphFont">
     <w:name w:val="Default Paragraph Font"/>
     <w:uiPriority w:val="1"/>
+    <w:semiHidden/>
     <w:unhideWhenUsed/>
   </w:style>
   <w:style w:type="table" w:default="1" w:styleId="TableNormal">

--- a/Weekly Logs/Dave/Week 13.docx
+++ b/Weekly Logs/Dave/Week 13.docx
@@ -10,6 +10,7 @@
           <w:docPartUnique/>
         </w:docPartObj>
       </w:sdtPr>
+      <w:sdtEndPr/>
       <w:sdtContent>
         <w:p/>
         <w:p>
@@ -548,6 +549,7 @@
                                   <w:dataBinding w:prefixMappings="xmlns:ns0='http://purl.org/dc/elements/1.1/' xmlns:ns1='http://schemas.openxmlformats.org/package/2006/metadata/core-properties' " w:xpath="/ns1:coreProperties[1]/ns0:subject[1]" w:storeItemID="{6C3C8BC8-F283-45AE-878A-BAB7291924A1}"/>
                                   <w:text/>
                                 </w:sdtPr>
+                                <w:sdtEndPr/>
                                 <w:sdtContent>
                                   <w:p>
                                     <w:pPr>
@@ -576,7 +578,16 @@
                                         <w:sz w:val="28"/>
                                         <w:szCs w:val="28"/>
                                       </w:rPr>
-                                      <w:t>12</w:t>
+                                      <w:t>1</w:t>
+                                    </w:r>
+                                    <w:r>
+                                      <w:rPr>
+                                        <w:caps/>
+                                        <w:color w:val="156082" w:themeColor="accent1"/>
+                                        <w:sz w:val="28"/>
+                                        <w:szCs w:val="28"/>
+                                      </w:rPr>
+                                      <w:t>3</w:t>
                                     </w:r>
                                   </w:p>
                                 </w:sdtContent>
@@ -595,6 +606,7 @@
                                   <w:dataBinding w:prefixMappings="xmlns:ns0='http://purl.org/dc/elements/1.1/' xmlns:ns1='http://schemas.openxmlformats.org/package/2006/metadata/core-properties' " w:xpath="/ns1:coreProperties[1]/ns0:creator[1]" w:storeItemID="{6C3C8BC8-F283-45AE-878A-BAB7291924A1}"/>
                                   <w:text/>
                                 </w:sdtPr>
+                                <w:sdtEndPr/>
                                 <w:sdtContent>
                                   <w:p>
                                     <w:pPr>
@@ -641,7 +653,11 @@
               </mc:Choice>
               <mc:Fallback>
                 <w:pict>
-                  <v:shape w14:anchorId="4A6B2937" id="Text Box 129" o:spid="_x0000_s1030" type="#_x0000_t202" style="position:absolute;margin-left:0;margin-top:0;width:453pt;height:38.15pt;z-index:251661312;visibility:visible;mso-wrap-style:square;mso-width-percent:1154;mso-height-percent:0;mso-top-percent:790;mso-wrap-distance-left:9pt;mso-wrap-distance-top:0;mso-wrap-distance-right:9pt;mso-wrap-distance-bottom:0;mso-position-horizontal:center;mso-position-horizontal-relative:page;mso-position-vertical-relative:page;mso-width-percent:1154;mso-height-percent:0;mso-top-percent:790;mso-width-relative:margin;mso-height-relative:margin;v-text-anchor:top" o:gfxdata="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" filled="f" stroked="f" strokeweight=".5pt">
+                  <v:shapetype w14:anchorId="4A6B2937" id="_x0000_t202" coordsize="21600,21600" o:spt="202" path="m,l,21600r21600,l21600,xe">
+                    <v:stroke joinstyle="miter"/>
+                    <v:path gradientshapeok="t" o:connecttype="rect"/>
+                  </v:shapetype>
+                  <v:shape id="Text Box 129" o:spid="_x0000_s1030" type="#_x0000_t202" style="position:absolute;margin-left:0;margin-top:0;width:453pt;height:38.15pt;z-index:251661312;visibility:visible;mso-wrap-style:square;mso-width-percent:1154;mso-height-percent:0;mso-top-percent:790;mso-wrap-distance-left:9pt;mso-wrap-distance-top:0;mso-wrap-distance-right:9pt;mso-wrap-distance-bottom:0;mso-position-horizontal:center;mso-position-horizontal-relative:page;mso-position-vertical-relative:page;mso-width-percent:1154;mso-height-percent:0;mso-top-percent:790;mso-width-relative:margin;mso-height-relative:margin;v-text-anchor:top" o:gfxdata="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" filled="f" stroked="f" strokeweight=".5pt">
                     <v:textbox style="mso-fit-shape-to-text:t" inset="1in,0,86.4pt,0">
                       <w:txbxContent>
                         <w:sdt>
@@ -658,6 +674,7 @@
                             <w:dataBinding w:prefixMappings="xmlns:ns0='http://purl.org/dc/elements/1.1/' xmlns:ns1='http://schemas.openxmlformats.org/package/2006/metadata/core-properties' " w:xpath="/ns1:coreProperties[1]/ns0:subject[1]" w:storeItemID="{6C3C8BC8-F283-45AE-878A-BAB7291924A1}"/>
                             <w:text/>
                           </w:sdtPr>
+                          <w:sdtEndPr/>
                           <w:sdtContent>
                             <w:p>
                               <w:pPr>
@@ -686,7 +703,16 @@
                                   <w:sz w:val="28"/>
                                   <w:szCs w:val="28"/>
                                 </w:rPr>
-                                <w:t>12</w:t>
+                                <w:t>1</w:t>
+                              </w:r>
+                              <w:r>
+                                <w:rPr>
+                                  <w:caps/>
+                                  <w:color w:val="156082" w:themeColor="accent1"/>
+                                  <w:sz w:val="28"/>
+                                  <w:szCs w:val="28"/>
+                                </w:rPr>
+                                <w:t>3</w:t>
                               </w:r>
                             </w:p>
                           </w:sdtContent>
@@ -705,6 +731,7 @@
                             <w:dataBinding w:prefixMappings="xmlns:ns0='http://purl.org/dc/elements/1.1/' xmlns:ns1='http://schemas.openxmlformats.org/package/2006/metadata/core-properties' " w:xpath="/ns1:coreProperties[1]/ns0:creator[1]" w:storeItemID="{6C3C8BC8-F283-45AE-878A-BAB7291924A1}"/>
                             <w:text/>
                           </w:sdtPr>
+                          <w:sdtEndPr/>
                           <w:sdtContent>
                             <w:p>
                               <w:pPr>
@@ -822,6 +849,7 @@
                                     <w:calendar w:val="gregorian"/>
                                   </w:date>
                                 </w:sdtPr>
+                                <w:sdtEndPr/>
                                 <w:sdtContent>
                                   <w:p>
                                     <w:pPr>
@@ -1205,7 +1233,7 @@
           </w:tcPr>
           <w:p>
             <w:r>
-              <w:t>3</w:t>
+              <w:t>4</w:t>
             </w:r>
           </w:p>
         </w:tc>
@@ -1297,13 +1325,10 @@
           </w:tcPr>
           <w:p>
             <w:r>
-              <w:t xml:space="preserve">1h </w:t>
+              <w:t>3</w:t>
             </w:r>
             <w:r>
-              <w:t>5</w:t>
-            </w:r>
-            <w:r>
-              <w:t>0m</w:t>
+              <w:t>h 35m</w:t>
             </w:r>
           </w:p>
         </w:tc>
@@ -1333,7 +1358,14 @@
           <w:tcPr>
             <w:tcW w:w="5063" w:type="dxa"/>
           </w:tcPr>
-          <w:p/>
+          <w:p>
+            <w:r>
+              <w:t>5</w:t>
+            </w:r>
+            <w:r>
+              <w:t>h 45m</w:t>
+            </w:r>
+          </w:p>
         </w:tc>
       </w:tr>
       <w:tr>
@@ -1391,16 +1423,10 @@
           </w:tcPr>
           <w:p>
             <w:r>
-              <w:t>4</w:t>
+              <w:t>1</w:t>
             </w:r>
             <w:r>
-              <w:t xml:space="preserve">h </w:t>
-            </w:r>
-            <w:r>
-              <w:t>30</w:t>
-            </w:r>
-            <w:r>
-              <w:t>m</w:t>
+              <w:t>4h 15m</w:t>
             </w:r>
           </w:p>
         </w:tc>
@@ -1488,7 +1514,10 @@
           </w:tcPr>
           <w:p>
             <w:r>
-              <w:t>11h 20m</w:t>
+              <w:t>31</w:t>
+            </w:r>
+            <w:r>
+              <w:t>h 35m</w:t>
             </w:r>
           </w:p>
         </w:tc>
@@ -1527,10 +1556,10 @@
           </w:tcPr>
           <w:p>
             <w:r>
-              <w:t xml:space="preserve">292h 25m </w:t>
+              <w:t>32</w:t>
             </w:r>
             <w:r>
-              <w:t>+ This week total</w:t>
+              <w:t>4</w:t>
             </w:r>
           </w:p>
         </w:tc>
@@ -1590,6 +1619,32 @@
         </w:rPr>
         <w:t>0-12</w:t>
       </w:r>
+      <w:r>
+        <w:rPr>
+          <w:lang w:val="en-NZ"/>
+        </w:rPr>
+        <w:t xml:space="preserve">: </w:t>
+      </w:r>
+      <w:r>
+        <w:rPr>
+          <w:lang w:val="en-NZ"/>
+        </w:rPr>
+        <w:t xml:space="preserve">Discussing the </w:t>
+      </w:r>
+      <w:proofErr w:type="spellStart"/>
+      <w:r>
+        <w:rPr>
+          <w:lang w:val="en-NZ"/>
+        </w:rPr>
+        <w:t>Self Management</w:t>
+      </w:r>
+      <w:proofErr w:type="spellEnd"/>
+      <w:r>
+        <w:rPr>
+          <w:lang w:val="en-NZ"/>
+        </w:rPr>
+        <w:t xml:space="preserve"> Review, who is working on what section, combining everybody’s sections together into one big document.</w:t>
+      </w:r>
     </w:p>
     <w:p>
       <w:pPr>
@@ -1752,7 +1807,14 @@
         <w:rPr>
           <w:lang w:val="en-NZ"/>
         </w:rPr>
+        <w:lastRenderedPageBreak/>
         <w:t>Tuesday 9-10</w:t>
+      </w:r>
+      <w:r>
+        <w:rPr>
+          <w:lang w:val="en-NZ"/>
+        </w:rPr>
+        <w:t xml:space="preserve"> Bryce meeting</w:t>
       </w:r>
     </w:p>
     <w:p>
@@ -1765,8 +1827,19 @@
         <w:rPr>
           <w:lang w:val="en-NZ"/>
         </w:rPr>
-        <w:lastRenderedPageBreak/>
         <w:t>Friday 9-11</w:t>
+      </w:r>
+      <w:r>
+        <w:rPr>
+          <w:lang w:val="en-NZ"/>
+        </w:rPr>
+        <w:t>: Bryce</w:t>
+      </w:r>
+      <w:r>
+        <w:rPr>
+          <w:lang w:val="en-NZ"/>
+        </w:rPr>
+        <w:t xml:space="preserve"> meeting</w:t>
       </w:r>
     </w:p>
     <w:p>
@@ -1823,40 +1896,6 @@
           <w:lang w:val="en-NZ"/>
         </w:rPr>
         <w:t>Development</w:t>
-      </w:r>
-    </w:p>
-    <w:p>
-      <w:pPr>
-        <w:tabs>
-          <w:tab w:val="left" w:pos="5978"/>
-        </w:tabs>
-        <w:rPr>
-          <w:lang w:val="en-NZ"/>
-        </w:rPr>
-      </w:pPr>
-      <w:r>
-        <w:rPr>
-          <w:lang w:val="en-NZ"/>
-        </w:rPr>
-        <w:t xml:space="preserve">Thursday </w:t>
-      </w:r>
-      <w:r>
-        <w:rPr>
-          <w:lang w:val="en-NZ"/>
-        </w:rPr>
-        <w:t>9-11</w:t>
-      </w:r>
-      <w:r>
-        <w:rPr>
-          <w:lang w:val="en-NZ"/>
-        </w:rPr>
-        <w:t xml:space="preserve"> </w:t>
-      </w:r>
-      <w:r>
-        <w:rPr>
-          <w:lang w:val="en-NZ"/>
-        </w:rPr>
-        <w:t>Looking at Nmap scans and reports, figuring out what information Nmap reports actually mention.</w:t>
       </w:r>
     </w:p>
     <w:p>
@@ -1964,6 +2003,13 @@
           <w14:ligatures w14:val="standardContextual"/>
         </w:rPr>
         <w:lastRenderedPageBreak/>
+        <w:t xml:space="preserve">Thursday </w:t>
+      </w:r>
+      <w:r>
+        <w:rPr>
+          <w:noProof/>
+          <w14:ligatures w14:val="standardContextual"/>
+        </w:rPr>
         <w:t xml:space="preserve">1:15 - 4:45 </w:t>
       </w:r>
       <w:r>
@@ -2044,6 +2090,13 @@
           <w:noProof/>
           <w14:ligatures w14:val="standardContextual"/>
         </w:rPr>
+        <w:t xml:space="preserve">Friday </w:t>
+      </w:r>
+      <w:r>
+        <w:rPr>
+          <w:noProof/>
+          <w14:ligatures w14:val="standardContextual"/>
+        </w:rPr>
         <w:t>8:30-9: more Nmap</w:t>
       </w:r>
     </w:p>
@@ -2062,6 +2115,13 @@
           <w14:ligatures w14:val="standardContextual"/>
         </w:rPr>
         <w:lastRenderedPageBreak/>
+        <w:t xml:space="preserve">Friday </w:t>
+      </w:r>
+      <w:r>
+        <w:rPr>
+          <w:noProof/>
+          <w14:ligatures w14:val="standardContextual"/>
+        </w:rPr>
         <w:t>12:45-</w:t>
       </w:r>
       <w:r>
@@ -2547,6 +2607,120 @@
                     <a:xfrm>
                       <a:off x="0" y="0"/>
                       <a:ext cx="5731510" cy="3067685"/>
+                    </a:xfrm>
+                    <a:prstGeom prst="rect">
+                      <a:avLst/>
+                    </a:prstGeom>
+                  </pic:spPr>
+                </pic:pic>
+              </a:graphicData>
+            </a:graphic>
+          </wp:inline>
+        </w:drawing>
+      </w:r>
+    </w:p>
+    <w:p>
+      <w:pPr>
+        <w:tabs>
+          <w:tab w:val="left" w:pos="5978"/>
+        </w:tabs>
+        <w:rPr>
+          <w:lang w:val="en-NZ"/>
+        </w:rPr>
+      </w:pPr>
+      <w:r>
+        <w:rPr>
+          <w:lang w:val="en-NZ"/>
+        </w:rPr>
+        <w:lastRenderedPageBreak/>
+        <w:t xml:space="preserve">Friday </w:t>
+      </w:r>
+      <w:r>
+        <w:rPr>
+          <w:lang w:val="en-NZ"/>
+        </w:rPr>
+        <w:t>4</w:t>
+      </w:r>
+      <w:r>
+        <w:rPr>
+          <w:lang w:val="en-NZ"/>
+        </w:rPr>
+        <w:t>-7:15</w:t>
+      </w:r>
+      <w:r>
+        <w:rPr>
+          <w:lang w:val="en-NZ"/>
+        </w:rPr>
+        <w:t>pm</w:t>
+      </w:r>
+      <w:r>
+        <w:rPr>
+          <w:lang w:val="en-NZ"/>
+        </w:rPr>
+        <w:t>:</w:t>
+      </w:r>
+      <w:r>
+        <w:rPr>
+          <w:lang w:val="en-NZ"/>
+        </w:rPr>
+        <w:t xml:space="preserve"> Working on the presentation, figuring out </w:t>
+      </w:r>
+      <w:r>
+        <w:rPr>
+          <w:lang w:val="en-NZ"/>
+        </w:rPr>
+        <w:t xml:space="preserve">how </w:t>
+      </w:r>
+      <w:r>
+        <w:rPr>
+          <w:lang w:val="en-NZ"/>
+        </w:rPr>
+        <w:t xml:space="preserve">Slide Master works in </w:t>
+      </w:r>
+      <w:proofErr w:type="spellStart"/>
+      <w:r>
+        <w:rPr>
+          <w:lang w:val="en-NZ"/>
+        </w:rPr>
+        <w:t>Powerpoint</w:t>
+      </w:r>
+      <w:proofErr w:type="spellEnd"/>
+      <w:r>
+        <w:rPr>
+          <w:lang w:val="en-NZ"/>
+        </w:rPr>
+        <w:t xml:space="preserve"> in order to make the slides look nice.</w:t>
+      </w:r>
+      <w:r>
+        <w:rPr>
+          <w:noProof/>
+          <w:lang w:val="en-NZ"/>
+        </w:rPr>
+        <w:drawing>
+          <wp:inline distT="0" distB="0" distL="0" distR="0" wp14:anchorId="74D2A8EA" wp14:editId="0E3CDD59">
+            <wp:extent cx="5731510" cy="2753360"/>
+            <wp:effectExtent l="0" t="0" r="2540" b="8890"/>
+            <wp:docPr id="1338023833" name="Picture 1"/>
+            <wp:cNvGraphicFramePr>
+              <a:graphicFrameLocks xmlns:a="http://schemas.openxmlformats.org/drawingml/2006/main" noChangeAspect="1"/>
+            </wp:cNvGraphicFramePr>
+            <a:graphic xmlns:a="http://schemas.openxmlformats.org/drawingml/2006/main">
+              <a:graphicData uri="http://schemas.openxmlformats.org/drawingml/2006/picture">
+                <pic:pic xmlns:pic="http://schemas.openxmlformats.org/drawingml/2006/picture">
+                  <pic:nvPicPr>
+                    <pic:cNvPr id="1338023833" name=""/>
+                    <pic:cNvPicPr/>
+                  </pic:nvPicPr>
+                  <pic:blipFill>
+                    <a:blip r:embed="rId11"/>
+                    <a:stretch>
+                      <a:fillRect/>
+                    </a:stretch>
+                  </pic:blipFill>
+                  <pic:spPr>
+                    <a:xfrm>
+                      <a:off x="0" y="0"/>
+                      <a:ext cx="5731510" cy="2753360"/>
                     </a:xfrm>
                     <a:prstGeom prst="rect">
                       <a:avLst/>
